--- a/细胞治疗与免疫治疗/双人逐字稿.docx
+++ b/细胞治疗与免疫治疗/双人逐字稿.docx
@@ -4,14 +4,14 @@
   <w:body>
     <w:p>
       <w:pPr>
-        <w:spacing w:before="0" w:after="60" w:line="240" w:lineRule="auto"/>
+        <w:spacing w:before="0" w:after="60" w:line="264" w:lineRule="auto"/>
         <w:jc w:val="center"/>
       </w:pPr>
       <w:r>
         <w:rPr>
           <w:rFonts w:ascii="SimHei" w:hAnsi="SimHei" w:eastAsia="SimHei"/>
           <w:b/>
-          <w:color w:val="132D40"/>
+          <w:color w:val="12293A"/>
           <w:sz w:val="40"/>
         </w:rPr>
         <w:t>疾病的细胞治疗与免疫治疗：双人逐字稿</w:t>
@@ -19,29 +19,31 @@
     </w:p>
     <w:p>
       <w:pPr>
-        <w:spacing w:before="0" w:after="280" w:line="240" w:lineRule="auto"/>
+        <w:spacing w:before="0" w:after="280" w:line="264" w:lineRule="auto"/>
         <w:jc w:val="center"/>
       </w:pPr>
       <w:r>
         <w:rPr>
           <w:rFonts w:ascii="SimSun" w:hAnsi="SimSun" w:eastAsia="SimSun"/>
-          <w:color w:val="606F7B"/>
+          <w:b w:val="0"/>
+          <w:color w:val="596976"/>
           <w:sz w:val="22"/>
         </w:rPr>
-        <w:t>按 2 人演讲、10–15 分钟汇报设计</w:t>
+        <w:t>按两人演讲、10–15 分钟汇报设计</w:t>
       </w:r>
     </w:p>
     <w:p>
       <w:pPr>
-        <w:spacing w:before="0" w:after="120" w:line="264" w:lineRule="auto"/>
+        <w:spacing w:before="0" w:after="120" w:line="269" w:lineRule="auto"/>
       </w:pPr>
       <w:r>
         <w:rPr>
           <w:rFonts w:ascii="SimSun" w:hAnsi="SimSun" w:eastAsia="SimSun"/>
-          <w:color w:val="161C20"/>
+          <w:b w:val="0"/>
+          <w:color w:val="141A1F"/>
           <w:sz w:val="22"/>
         </w:rPr>
-        <w:t>说明：请在正式提交前替换 PPT 首页姓名占位符，并根据实际语速删减或停顿。</w:t>
+        <w:t>说明：请在正式提交前替换 PPT 首页姓名占位符，并按实际语速删减停顿。</w:t>
       </w:r>
     </w:p>
     <w:p>
@@ -62,15 +64,16 @@
     </w:p>
     <w:p>
       <w:pPr>
-        <w:spacing w:before="0" w:after="120" w:line="264" w:lineRule="auto"/>
+        <w:spacing w:before="0" w:after="120" w:line="269" w:lineRule="auto"/>
       </w:pPr>
       <w:r>
         <w:rPr>
           <w:rFonts w:ascii="SimSun" w:hAnsi="SimSun" w:eastAsia="SimSun"/>
-          <w:color w:val="161C20"/>
+          <w:b w:val="0"/>
+          <w:color w:val="141A1F"/>
           <w:sz w:val="22"/>
         </w:rPr>
-        <w:t>大家好，我们组选题是《疾病的细胞治疗与免疫治疗》。图二里已经出现了人口老龄化、食品安全、情绪与心理健康、人体实验和地中海贫血相关主题，所以我们选择图一里没有重复的这一项。今天我们不把它讲成一串药名，而是围绕一个问题：医学治疗为什么正在从“直接杀死病灶”，走向“训练和改造免疫系统”？我们的观点很明确：细胞治疗与免疫治疗不是万能答案，但它代表了现代医学治疗逻辑的重要转变。</w:t>
+        <w:t>大家好，我们组选题是《疾病的细胞治疗与免疫治疗》。图二里已经出现人口老龄化、食品安全、情绪与心理健康、人体实验和地中海贫血相关主题，所以我们选择图一中没有重复的这一项。今天我们不把它讲成一串药名，而是回答一个问题：医学治疗为什么正在从“直接杀死病灶”，走向“训练和改造免疫系统”？我们的观点是：这类技术值得支持，但不能神化。</w:t>
       </w:r>
     </w:p>
     <w:p>
@@ -83,15 +86,16 @@
     </w:p>
     <w:p>
       <w:pPr>
-        <w:spacing w:before="0" w:after="120" w:line="264" w:lineRule="auto"/>
+        <w:spacing w:before="0" w:after="120" w:line="269" w:lineRule="auto"/>
       </w:pPr>
       <w:r>
         <w:rPr>
           <w:rFonts w:ascii="SimSun" w:hAnsi="SimSun" w:eastAsia="SimSun"/>
-          <w:color w:val="161C20"/>
+          <w:b w:val="0"/>
+          <w:color w:val="141A1F"/>
           <w:sz w:val="22"/>
         </w:rPr>
-        <w:t>先看背景。根据 American Cancer Society 和 IARC 的资料，2022 年全球大约有 2000 万新发癌症病例，死亡约 970 万；到 2050 年，全球新发癌症病例预计会达到约 3500 万。这个数字说明，癌症和其他难治疾病不是少数人的偶发问题，而是长期压在公共卫生系统上的负担。传统治疗当然仍然重要，例如手术、放疗、化疗都救治了大量患者，但它们也会遇到复发、耐药、转移和患者差异这些问题。因此，医学需要新的治疗思路。</w:t>
+        <w:t>先说明选题边界。我们的主题是细胞治疗与免疫治疗，重点不是科普所有癌症治疗，而是用图片、数据和案例说明现代治疗逻辑的改变。接下来会按三条线展开：第一，为什么需要新的治疗逻辑；第二，免疫检查点、CAR-T、TIL 分别怎么起作用；第三，它们的证据、风险和公平问题是什么。</w:t>
       </w:r>
     </w:p>
     <w:p>
@@ -104,15 +108,16 @@
     </w:p>
     <w:p>
       <w:pPr>
-        <w:spacing w:before="0" w:after="120" w:line="264" w:lineRule="auto"/>
+        <w:spacing w:before="0" w:after="120" w:line="269" w:lineRule="auto"/>
       </w:pPr>
       <w:r>
         <w:rPr>
           <w:rFonts w:ascii="SimSun" w:hAnsi="SimSun" w:eastAsia="SimSun"/>
-          <w:color w:val="161C20"/>
+          <w:b w:val="0"/>
+          <w:color w:val="141A1F"/>
           <w:sz w:val="22"/>
         </w:rPr>
-        <w:t>传统治疗更像是从外部攻击病灶：手术把病灶切掉，放疗和化疗直接杀伤快速增殖的细胞。免疫治疗和细胞治疗的思路不同。免疫治疗希望解除癌细胞对免疫系统的抑制，让免疫系统重新识别和攻击异常细胞；细胞治疗则进一步把细胞拿到体外扩增或改造，再回输到患者体内。换句话说，治疗工具不再只是药物分子或射线，也可以是被重新训练的生命系统。</w:t>
+        <w:t>为什么值得讲？因为疾病负担足够大。American Cancer Society 的 Global Cancer Statistics 2024 显示，2022 年全球约有 2000 万新发癌症病例，约 970 万人死于癌症；到 2050 年，新发病例预计约 3500 万。这个背景告诉我们，癌症不是少数人的偶发问题，而是长期挤压医疗体系的公共卫生问题。传统治疗仍然重要，但复发、耐药、转移和患者差异会让治疗遇到边界。</w:t>
       </w:r>
     </w:p>
     <w:p>
@@ -125,15 +130,16 @@
     </w:p>
     <w:p>
       <w:pPr>
-        <w:spacing w:before="0" w:after="120" w:line="264" w:lineRule="auto"/>
+        <w:spacing w:before="0" w:after="120" w:line="269" w:lineRule="auto"/>
       </w:pPr>
       <w:r>
         <w:rPr>
           <w:rFonts w:ascii="SimSun" w:hAnsi="SimSun" w:eastAsia="SimSun"/>
-          <w:color w:val="161C20"/>
+          <w:b w:val="0"/>
+          <w:color w:val="141A1F"/>
           <w:sz w:val="22"/>
         </w:rPr>
-        <w:t>这个方向并不是突然出现的。早期医学已经有激活免疫系统对抗肿瘤的想法，但真正形成临床突破，需要基础免疫学、基因工程和临床试验长期积累。2017 年，首个 CAR-T 疗法获批用于特定白血病患者。2018 年，James P. Allison 和 Tasuku Honjo 因免疫检查点研究获得诺贝尔生理学或医学奖。到 2024 年，FDA 又加速批准了面向特定晚期黑色素瘤的 TIL 细胞治疗。可以看到，它从理论逐渐进入了真实临床。</w:t>
+        <w:t>传统治疗主要是外部杀伤：手术切除病灶，放疗和化疗直接杀伤快速增殖细胞。免疫治疗和细胞治疗的逻辑不同。免疫治疗是让免疫系统更好地识别并攻击癌细胞；细胞治疗则是把患者自己的细胞取出来，经过筛选、扩增或改造，再回输体内。治疗工具从药物分子扩展到活细胞，这是现代医学很重要的变化。</w:t>
       </w:r>
     </w:p>
     <w:p>
@@ -146,15 +152,16 @@
     </w:p>
     <w:p>
       <w:pPr>
-        <w:spacing w:before="0" w:after="120" w:line="264" w:lineRule="auto"/>
+        <w:spacing w:before="0" w:after="120" w:line="269" w:lineRule="auto"/>
       </w:pPr>
       <w:r>
         <w:rPr>
           <w:rFonts w:ascii="SimSun" w:hAnsi="SimSun" w:eastAsia="SimSun"/>
-          <w:color w:val="161C20"/>
+          <w:b w:val="0"/>
+          <w:color w:val="141A1F"/>
           <w:sz w:val="22"/>
         </w:rPr>
-        <w:t>先讲免疫检查点。我们可以把它理解成免疫系统的“刹车”。正常情况下，刹车机制可以防止免疫系统过度攻击自身组织。但癌细胞可能利用这套机制逃避免疫攻击。CTLA-4、PD-1、PD-L1 都是常见关键词。检查点抑制剂的作用，就是解除这种抑制，让 T 细胞恢复攻击能力。这也解释了它的风险：一旦免疫系统被过度激活，可能攻击正常组织，所以疗效和不良反应必须同时讨论。</w:t>
+        <w:t>第一类机制是免疫检查点。可以把 CTLA-4、PD-1、PD-L1 理解成免疫系统的刹车。正常情况下，刹车能防止免疫系统攻击自己；但癌细胞也会利用这套机制逃逸。检查点抑制剂就是解除刹车，让 T 细胞重新发挥作用。2018 年诺贝尔生理学或医学奖授予 Allison 和 Honjo，正是表彰他们发现通过抑制免疫负调节治疗癌症。</w:t>
       </w:r>
     </w:p>
     <w:p>
@@ -167,15 +174,60 @@
     </w:p>
     <w:p>
       <w:pPr>
-        <w:spacing w:before="0" w:after="120" w:line="264" w:lineRule="auto"/>
+        <w:spacing w:before="0" w:after="120" w:line="269" w:lineRule="auto"/>
       </w:pPr>
       <w:r>
         <w:rPr>
           <w:rFonts w:ascii="SimSun" w:hAnsi="SimSun" w:eastAsia="SimSun"/>
-          <w:color w:val="161C20"/>
+          <w:b w:val="0"/>
+          <w:color w:val="141A1F"/>
           <w:sz w:val="22"/>
         </w:rPr>
-        <w:t>再讲 CAR-T。NCI 把 CAR-T 称为经过工程化改造的免疫细胞治疗。基本流程是：先采集患者自己的 T 细胞，再通过基因工程加入可以识别肿瘤抗原的 CAR，也就是嵌合抗原受体；然后在体外扩增，最后回输给患者。这个过程通常需要 3 到 5 周。它的特殊之处在于，治疗材料本身是活细胞，会在人体内继续发挥识别和攻击作用，所以常被称为“活的药物”。下面由第二位同学继续讲临床证据、风险和我们的态度。</w:t>
+        <w:t>这里给一个检查点抑制剂实例。FDA 在 2020 年加速批准 pembrolizumab 用于 TMB-H 实体瘤。TMB-H 指肿瘤突变负荷高，说明治疗依据从单纯的器官部位，扩展到肿瘤分子特征。KEYNOTE-158 研究中，102 名 TMB-H 患者的客观缓解率为 29%，其中完全缓解 4%，部分缓解 25%；57% 的反应持续至少 12 个月，50% 持续至少 24 个月。</w:t>
+      </w:r>
+    </w:p>
+    <w:p>
+      <w:pPr>
+        <w:pStyle w:val="Heading2"/>
+      </w:pPr>
+      <w:r>
+        <w:t>第 7 页</w:t>
+      </w:r>
+    </w:p>
+    <w:p>
+      <w:pPr>
+        <w:spacing w:before="0" w:after="120" w:line="269" w:lineRule="auto"/>
+      </w:pPr>
+      <w:r>
+        <w:rPr>
+          <w:rFonts w:ascii="SimSun" w:hAnsi="SimSun" w:eastAsia="SimSun"/>
+          <w:b w:val="0"/>
+          <w:color w:val="141A1F"/>
+          <w:sz w:val="22"/>
+        </w:rPr>
+        <w:t>第二类机制是 CAR-T。它的流程是：先采集患者 T 细胞，在体外加入 CAR，也就是嵌合抗原受体，让 T 细胞能够识别 CD19 等靶点；然后扩增到足够数量，再回输到患者体内。它被称为“活的药物”，因为治疗材料不是普通化学分子，而是可以继续识别和攻击的免疫细胞。NCI 资料中，Kymriah 个体化制造流程约 22 天。</w:t>
+      </w:r>
+    </w:p>
+    <w:p>
+      <w:pPr>
+        <w:pStyle w:val="Heading2"/>
+      </w:pPr>
+      <w:r>
+        <w:t>第 8 页</w:t>
+      </w:r>
+    </w:p>
+    <w:p>
+      <w:pPr>
+        <w:spacing w:before="0" w:after="120" w:line="269" w:lineRule="auto"/>
+      </w:pPr>
+      <w:r>
+        <w:rPr>
+          <w:rFonts w:ascii="SimSun" w:hAnsi="SimSun" w:eastAsia="SimSun"/>
+          <w:b w:val="0"/>
+          <w:color w:val="141A1F"/>
+          <w:sz w:val="22"/>
+        </w:rPr>
+        <w:t>Kymriah 是第一个获 FDA 批准的 CAR-T 疗法。它用于 25 岁及以下、复发或难治的 B 细胞急性淋巴细胞白血病患者。NCI 资料显示，批准依据是一项包括 63 名儿童和青年患者的多中心临床试验，3 个月内总体缓解率为 83%。这个例子说明，在非常明确的适应证中，工程化免疫细胞可以产生很强的治疗反应。下面由第二位同学继续讲 Aucatzyl、TIL 和风险问题。</w:t>
       </w:r>
     </w:p>
     <w:p>
@@ -191,62 +243,21 @@
         <w:pStyle w:val="Heading2"/>
       </w:pPr>
       <w:r>
-        <w:t>第 7 页</w:t>
-      </w:r>
-    </w:p>
-    <w:p>
-      <w:pPr>
-        <w:spacing w:before="0" w:after="120" w:line="264" w:lineRule="auto"/>
-      </w:pPr>
-      <w:r>
-        <w:rPr>
-          <w:rFonts w:ascii="SimSun" w:hAnsi="SimSun" w:eastAsia="SimSun"/>
-          <w:color w:val="161C20"/>
-          <w:sz w:val="22"/>
-        </w:rPr>
-        <w:t>接下来我们看数据和案例。首先，Aucatzyl 用于复发或难治 B 细胞前体急性淋巴细胞白血病，FDA 资料显示，65 名患者中 27 名在 3 个月内达到完全缓解，比例是 42%。第二，Amtagvi 是一种 TIL 细胞治疗，FDA 资料显示，在推荐剂量人群中客观缓解率为 31.5%。第三，NCI 在 CAR-T 介绍中也提到，部分淋巴瘤 CAR-T 研究出现了长期无癌证据生存。我们强调这些数据，是为了说明它不是概念宣传；但也要注意，这些疗效都限定在特定疾病、特定患者和特定治疗条件下。</w:t>
-      </w:r>
-    </w:p>
-    <w:p>
-      <w:pPr>
-        <w:pStyle w:val="Heading2"/>
-      </w:pPr>
-      <w:r>
-        <w:t>第 8 页</w:t>
-      </w:r>
-    </w:p>
-    <w:p>
-      <w:pPr>
-        <w:spacing w:before="0" w:after="120" w:line="264" w:lineRule="auto"/>
-      </w:pPr>
-      <w:r>
-        <w:rPr>
-          <w:rFonts w:ascii="SimSun" w:hAnsi="SimSun" w:eastAsia="SimSun"/>
-          <w:color w:val="161C20"/>
-          <w:sz w:val="22"/>
-        </w:rPr>
-        <w:t>细胞治疗还改变了患者接受治疗的路径。过去我们常说“医生开药，患者用药”，但 CAR-T 这类治疗更像医疗工程。医生要判断适应证、疾病阶段、既往治疗史和患者身体承受能力；医院要完成细胞采集、运输、制造、质控、回输和急性不良反应处理；患者还要面对等待周期、随访监测和复发风险。所以它不是普通用药流程，而是把临床、实验室、制造和监管连接在一起。</w:t>
-      </w:r>
-    </w:p>
-    <w:p>
-      <w:pPr>
-        <w:pStyle w:val="Heading2"/>
-      </w:pPr>
-      <w:r>
         <w:t>第 9 页</w:t>
       </w:r>
     </w:p>
     <w:p>
       <w:pPr>
-        <w:spacing w:before="0" w:after="120" w:line="264" w:lineRule="auto"/>
+        <w:spacing w:before="0" w:after="120" w:line="269" w:lineRule="auto"/>
       </w:pPr>
       <w:r>
         <w:rPr>
           <w:rFonts w:ascii="SimSun" w:hAnsi="SimSun" w:eastAsia="SimSun"/>
-          <w:color w:val="161C20"/>
+          <w:b w:val="0"/>
+          <w:color w:val="141A1F"/>
           <w:sz w:val="22"/>
         </w:rPr>
-        <w:t>风险必须放在同一张桌面上。细胞因子释放综合征和神经毒性，是 CAR-T 治疗中经常被重点监测的问题。FDA 还在 2024 年要求部分 BCMA 或 CD19 靶向 CAR-T 产品加入 T 细胞恶性肿瘤风险的黑框警告，并提示需要终身监测继发性恶性肿瘤。另一方面，实体瘤中的进展总体比血液肿瘤慢，原因包括靶抗原不够理想、肿瘤微环境抑制免疫反应，以及肿瘤内部异质性高。因此，清醒的结论是：疗效越强，越需要证据、监管和随访。</w:t>
+        <w:t>接着看 Aucatzyl。FDA 在 2024 年批准 Aucatzyl 用于成人复发或难治 B 细胞前体急性淋巴细胞白血病。65 名可评估患者中，27 名在 3 个月内达到完全缓解，比例为 42%。但同一份 FDA 资料也显示，CRS 发生率为 75%，神经毒性为 64%，ICANS 为 24%。所以这页想表达的是：不能只讲疗效数字，安全性数据必须放在同一张表里。</w:t>
       </w:r>
     </w:p>
     <w:p>
@@ -259,15 +270,16 @@
     </w:p>
     <w:p>
       <w:pPr>
-        <w:spacing w:before="0" w:after="120" w:line="264" w:lineRule="auto"/>
+        <w:spacing w:before="0" w:after="120" w:line="269" w:lineRule="auto"/>
       </w:pPr>
       <w:r>
         <w:rPr>
           <w:rFonts w:ascii="SimSun" w:hAnsi="SimSun" w:eastAsia="SimSun"/>
-          <w:color w:val="161C20"/>
+          <w:b w:val="0"/>
+          <w:color w:val="141A1F"/>
           <w:sz w:val="22"/>
         </w:rPr>
-        <w:t>我们还想强调伦理和公平。新技术最容易被讲成“突破”和“奇迹”，但对患者来说，真正重要的是能不能在合适时间、合适医院、以可承受方式接受规范治疗。我们认为，第一，必须坚持适应证边界，不能把探索性治疗包装成保证有效；第二，应公开疗效、不良反应和随访数据，不能只讲成功故事；第三，应该推动规范治疗中心、医保支付和区域转诊能力建设，避免技术进步变成新的治疗差距。</w:t>
+        <w:t>第三类机制是 TIL，也就是肿瘤浸润淋巴细胞。它和 CAR-T 不同。CAR-T 多数从外周血中采集 T 细胞，再通过基因工程加入识别受体；TIL 则从患者肿瘤组织中取出 T 细胞，因为这些 T 细胞已经进入肿瘤，说明它们可能已经认识肿瘤。随后再把它们大量扩增，回输给患者。可以理解为：CAR-T 是改造识别能力，TIL 是筛出并放大已有免疫反应。</w:t>
       </w:r>
     </w:p>
     <w:p>
@@ -280,15 +292,16 @@
     </w:p>
     <w:p>
       <w:pPr>
-        <w:spacing w:before="0" w:after="120" w:line="264" w:lineRule="auto"/>
+        <w:spacing w:before="0" w:after="120" w:line="269" w:lineRule="auto"/>
       </w:pPr>
       <w:r>
         <w:rPr>
           <w:rFonts w:ascii="SimSun" w:hAnsi="SimSun" w:eastAsia="SimSun"/>
-          <w:color w:val="161C20"/>
+          <w:b w:val="0"/>
+          <w:color w:val="141A1F"/>
           <w:sz w:val="22"/>
         </w:rPr>
-        <w:t>未来方向可以概括为更快、更准、更可及。更快，是指现货型细胞治疗可能减少等待时间；更准，是指在实体瘤中继续解决靶点选择、细胞浸润和免疫抑制微环境问题；更可及，是指当证据充分时，把治疗流程做得更标准，让更多患者能进入规范路径。除此之外，这类方法也可能向自身免疫病等非肿瘤领域延伸。真正的突破不只是产品变多，而是风险更可控、病种更明确、患者更容易获得。</w:t>
+        <w:t>Amtagvi 是 TIL 的重要实例。FDA 在 2024 年加速批准 lifileucel，也就是 Amtagvi，用于特定不可切除或转移性黑色素瘤患者。FDA 资料显示，73 名推荐剂量患者的客观缓解率为 31.5%，中位初始反应时间是 1.5 个月。它的重要意义在于，细胞治疗开始从血液肿瘤走向实体瘤。但它仍是加速批准，还需要确认性试验验证临床获益。</w:t>
       </w:r>
     </w:p>
     <w:p>
@@ -301,15 +314,104 @@
     </w:p>
     <w:p>
       <w:pPr>
-        <w:spacing w:before="0" w:after="120" w:line="264" w:lineRule="auto"/>
+        <w:spacing w:before="0" w:after="120" w:line="269" w:lineRule="auto"/>
       </w:pPr>
       <w:r>
         <w:rPr>
           <w:rFonts w:ascii="SimSun" w:hAnsi="SimSun" w:eastAsia="SimSun"/>
-          <w:color w:val="161C20"/>
+          <w:b w:val="0"/>
+          <w:color w:val="141A1F"/>
           <w:sz w:val="22"/>
         </w:rPr>
-        <w:t>最后总结我们的态度：我们支持细胞治疗与免疫治疗的发展，但不神化它。它已经在部分血液肿瘤和特定实体瘤中改变治疗选择，也推动医学从“外部打击疾病”走向“重塑人体防御系统”。同时，它仍然受限于安全性、适应证、费用压力、制造流程和医疗资源。评价这类技术时，不能只问有没有突破，还要问证据是否充分、风险是否被监测、患者是否公平可及。我们的汇报到这里，谢谢大家。</w:t>
+        <w:t>细胞治疗也改变了患者路径。过去我们常说医生开药、患者用药；但细胞治疗更像一个医疗工程。医生要判断适应证、疾病阶段、既往治疗和身体承受能力；医院和企业要完成细胞采集、运输、制造、质控和回输；患者要面对等待周期、急性毒性处理和长期随访。所以它不是单一科室能独立完成的治疗，而是跨流程协作。</w:t>
+      </w:r>
+    </w:p>
+    <w:p>
+      <w:pPr>
+        <w:pStyle w:val="Heading2"/>
+      </w:pPr>
+      <w:r>
+        <w:t>第 13 页</w:t>
+      </w:r>
+    </w:p>
+    <w:p>
+      <w:pPr>
+        <w:spacing w:before="0" w:after="120" w:line="269" w:lineRule="auto"/>
+      </w:pPr>
+      <w:r>
+        <w:rPr>
+          <w:rFonts w:ascii="SimSun" w:hAnsi="SimSun" w:eastAsia="SimSun"/>
+          <w:b w:val="0"/>
+          <w:color w:val="141A1F"/>
+          <w:sz w:val="22"/>
+        </w:rPr>
+        <w:t>为什么不能把它讲成万能疗法？第一，实体瘤仍然困难。NCI 资料指出，实体瘤 CAR-T 的难点包括靶抗原选择、肿瘤微环境抑制和肿瘤异质性。第二，严重不良反应需要规范处理，例如 CRS 和 ICANS。第三，FDA 在 2024 年要求部分 BCMA 或 CD19 靶向自体 CAR-T 产品加入 T 细胞恶性肿瘤风险黑框警告，并要求终身监测继发性恶性肿瘤。</w:t>
+      </w:r>
+    </w:p>
+    <w:p>
+      <w:pPr>
+        <w:pStyle w:val="Heading2"/>
+      </w:pPr>
+      <w:r>
+        <w:t>第 14 页</w:t>
+      </w:r>
+    </w:p>
+    <w:p>
+      <w:pPr>
+        <w:spacing w:before="0" w:after="120" w:line="269" w:lineRule="auto"/>
+      </w:pPr>
+      <w:r>
+        <w:rPr>
+          <w:rFonts w:ascii="SimSun" w:hAnsi="SimSun" w:eastAsia="SimSun"/>
+          <w:b w:val="0"/>
+          <w:color w:val="141A1F"/>
+          <w:sz w:val="22"/>
+        </w:rPr>
+        <w:t>还要看伦理与公平。NCI 2024 年文章报道，公司宣布 Amtagvi 单次治疗价格为 515,000 美元。这个数字不代表所有细胞治疗价格都一样，但它足以说明可及性问题是真实存在的。治疗中心数量、身体条件、制造周期、保险支付和跨区域转诊，都会影响患者能不能真正获得治疗。所以技术突破不等于公共价值已经实现。</w:t>
+      </w:r>
+    </w:p>
+    <w:p>
+      <w:pPr>
+        <w:pStyle w:val="Heading2"/>
+      </w:pPr>
+      <w:r>
+        <w:t>第 15 页</w:t>
+      </w:r>
+    </w:p>
+    <w:p>
+      <w:pPr>
+        <w:spacing w:before="0" w:after="120" w:line="269" w:lineRule="auto"/>
+      </w:pPr>
+      <w:r>
+        <w:rPr>
+          <w:rFonts w:ascii="SimSun" w:hAnsi="SimSun" w:eastAsia="SimSun"/>
+          <w:b w:val="0"/>
+          <w:color w:val="141A1F"/>
+          <w:sz w:val="22"/>
+        </w:rPr>
+        <w:t>未来方向可以概括为更准、更安全、更可及。更准，是指用生物标志物和免疫状态筛选更合适的患者；更安全，是指降低 CRS、ICANS 等毒性，并完善长期随访；更可及，是指缩短制造周期，发展现货型细胞治疗，完善支付和转诊体系。我们的态度是：支持在严格证据和规范监管下发展，但反对把探索性治疗包装成保证有效。</w:t>
+      </w:r>
+    </w:p>
+    <w:p>
+      <w:pPr>
+        <w:pStyle w:val="Heading2"/>
+      </w:pPr>
+      <w:r>
+        <w:t>第 16 页</w:t>
+      </w:r>
+    </w:p>
+    <w:p>
+      <w:pPr>
+        <w:spacing w:before="0" w:after="120" w:line="269" w:lineRule="auto"/>
+      </w:pPr>
+      <w:r>
+        <w:rPr>
+          <w:rFonts w:ascii="SimSun" w:hAnsi="SimSun" w:eastAsia="SimSun"/>
+          <w:b w:val="0"/>
+          <w:color w:val="141A1F"/>
+          <w:sz w:val="22"/>
+        </w:rPr>
+        <w:t>最后总结：细胞治疗与免疫治疗的核心价值，是让医学从“外部打击疾病”推进到“重塑人体防御系统”。它已经在部分血液肿瘤、TMB-H 实体瘤和特定黑色素瘤中提供了新选择，但仍受限于毒性、适应证、实体瘤难题、制造流程和费用可及性。评价这类技术时，不能只问有没有突破，还要问证据是否充分、风险是否透明、患者是否公平可及。谢谢大家。</w:t>
       </w:r>
     </w:p>
     <w:sectPr>

--- a/细胞治疗与免疫治疗/双人逐字稿.docx
+++ b/细胞治疗与免疫治疗/双人逐字稿.docx
@@ -4,7 +4,6 @@
   <w:body>
     <w:p>
       <w:pPr>
-        <w:spacing w:before="0" w:after="60" w:line="264" w:lineRule="auto"/>
         <w:jc w:val="center"/>
       </w:pPr>
       <w:r>
@@ -19,21 +18,6 @@
     </w:p>
     <w:p>
       <w:pPr>
-        <w:spacing w:before="0" w:after="280" w:line="264" w:lineRule="auto"/>
-        <w:jc w:val="center"/>
-      </w:pPr>
-      <w:r>
-        <w:rPr>
-          <w:rFonts w:ascii="SimSun" w:hAnsi="SimSun" w:eastAsia="SimSun"/>
-          <w:b w:val="0"/>
-          <w:color w:val="596976"/>
-          <w:sz w:val="22"/>
-        </w:rPr>
-        <w:t>按两人演讲、10–15 分钟汇报设计</w:t>
-      </w:r>
-    </w:p>
-    <w:p>
-      <w:pPr>
         <w:spacing w:before="0" w:after="120" w:line="269" w:lineRule="auto"/>
       </w:pPr>
       <w:r>
@@ -43,7 +27,7 @@
           <w:color w:val="141A1F"/>
           <w:sz w:val="22"/>
         </w:rPr>
-        <w:t>说明：请在正式提交前替换 PPT 首页姓名占位符，并按实际语速删减停顿。</w:t>
+        <w:t>说明：本稿已按优化后的 14 页讲解页同步调整，参考资料页不单独演讲。</w:t>
       </w:r>
     </w:p>
     <w:p>
@@ -73,7 +57,7 @@
           <w:color w:val="141A1F"/>
           <w:sz w:val="22"/>
         </w:rPr>
-        <w:t>大家好，我们组选题是《疾病的细胞治疗与免疫治疗》。图二里已经出现人口老龄化、食品安全、情绪与心理健康、人体实验和地中海贫血相关主题，所以我们选择图一中没有重复的这一项。今天我们不把它讲成一串药名，而是回答一个问题：医学治疗为什么正在从“直接杀死病灶”，走向“训练和改造免疫系统”？我们的观点是：这类技术值得支持，但不能神化。</w:t>
+        <w:t>大家好，我们组选题是《疾病的细胞治疗与免疫治疗》。今天的主线不是介绍一串药名，而是解释一个治疗逻辑的变化：医学正在从“直接杀死病灶”，走向“训练和改造免疫系统”。我们的态度很明确：支持这类技术发展，但不把它神化，必须同时看证据、风险和可及性。</w:t>
       </w:r>
     </w:p>
     <w:p>
@@ -95,7 +79,7 @@
           <w:color w:val="141A1F"/>
           <w:sz w:val="22"/>
         </w:rPr>
-        <w:t>先说明选题边界。我们的主题是细胞治疗与免疫治疗，重点不是科普所有癌症治疗，而是用图片、数据和案例说明现代治疗逻辑的改变。接下来会按三条线展开：第一，为什么需要新的治疗逻辑；第二，免疫检查点、CAR-T、TIL 分别怎么起作用；第三，它们的证据、风险和公平问题是什么。</w:t>
+        <w:t>先说明选题。图二里已经出现人口老龄化、食品安全、情绪与心理健康、人体实验和地中海贫血相关主题，所以我们选择图一中没有重复的“疾病的细胞治疗与免疫治疗”。这次汇报会用数字、实例和图片来讲清楚：它为什么重要，它怎么起作用，它的边界在哪里。</w:t>
       </w:r>
     </w:p>
     <w:p>
@@ -117,7 +101,7 @@
           <w:color w:val="141A1F"/>
           <w:sz w:val="22"/>
         </w:rPr>
-        <w:t>为什么值得讲？因为疾病负担足够大。American Cancer Society 的 Global Cancer Statistics 2024 显示，2022 年全球约有 2000 万新发癌症病例，约 970 万人死于癌症；到 2050 年，新发病例预计约 3500 万。这个背景告诉我们，癌症不是少数人的偶发问题，而是长期挤压医疗体系的公共卫生问题。传统治疗仍然重要，但复发、耐药、转移和患者差异会让治疗遇到边界。</w:t>
+        <w:t>为什么值得讲？American Cancer Society 的数据指出，2022 年全球约有 2000 万新发癌症病例，约 970 万人死于癌症；到 2050 年，新发病例预计约 3500 万。这说明癌症负担会长期挤压医疗体系。传统治疗仍然重要，但复发、耐药、转移和患者差异，让医学需要新的治疗逻辑。</w:t>
       </w:r>
     </w:p>
     <w:p>
@@ -139,7 +123,7 @@
           <w:color w:val="141A1F"/>
           <w:sz w:val="22"/>
         </w:rPr>
-        <w:t>传统治疗主要是外部杀伤：手术切除病灶，放疗和化疗直接杀伤快速增殖细胞。免疫治疗和细胞治疗的逻辑不同。免疫治疗是让免疫系统更好地识别并攻击癌细胞；细胞治疗则是把患者自己的细胞取出来，经过筛选、扩增或改造，再回输体内。治疗工具从药物分子扩展到活细胞，这是现代医学很重要的变化。</w:t>
+        <w:t>我们把这个领域分成三条技术线：第一，免疫检查点抑制剂，是解除 T 细胞刹车；第二，CAR-T，是把 T 细胞工程化，变成能识别肿瘤的“活的药物”；第三，TIL，是从肿瘤里找出已经认识肿瘤的 T 细胞，再放大这种反应。接下来按这三条线展开。</w:t>
       </w:r>
     </w:p>
     <w:p>
@@ -161,7 +145,7 @@
           <w:color w:val="141A1F"/>
           <w:sz w:val="22"/>
         </w:rPr>
-        <w:t>第一类机制是免疫检查点。可以把 CTLA-4、PD-1、PD-L1 理解成免疫系统的刹车。正常情况下，刹车能防止免疫系统攻击自己；但癌细胞也会利用这套机制逃逸。检查点抑制剂就是解除刹车，让 T 细胞重新发挥作用。2018 年诺贝尔生理学或医学奖授予 Allison 和 Honjo，正是表彰他们发现通过抑制免疫负调节治疗癌症。</w:t>
+        <w:t>先看免疫检查点。可以把 CTLA-4、PD-1、PD-L1 理解成免疫系统的刹车。正常情况下，刹车能防止免疫系统攻击自身组织；但癌细胞也可能利用这套机制逃避免疫攻击。检查点抑制剂就是解除刹车，让 T 细胞重新发挥作用。2018 年诺贝尔生理学或医学奖表彰了这一治疗原则。例子是 pembrolizumab 用于 TMB-H 实体瘤，KEYNOTE-158 中客观缓解率为 29%。</w:t>
       </w:r>
     </w:p>
     <w:p>
@@ -183,7 +167,7 @@
           <w:color w:val="141A1F"/>
           <w:sz w:val="22"/>
         </w:rPr>
-        <w:t>这里给一个检查点抑制剂实例。FDA 在 2020 年加速批准 pembrolizumab 用于 TMB-H 实体瘤。TMB-H 指肿瘤突变负荷高，说明治疗依据从单纯的器官部位，扩展到肿瘤分子特征。KEYNOTE-158 研究中，102 名 TMB-H 患者的客观缓解率为 29%，其中完全缓解 4%，部分缓解 25%；57% 的反应持续至少 12 个月，50% 持续至少 24 个月。</w:t>
+        <w:t>第二条线是 CAR-T。流程是先采集患者 T 细胞，在体外加入 CAR 基因，让 T 细胞识别 CD19 等靶点；然后扩增，再回输患者体内。它被称为“活的药物”，因为治疗材料不是普通化学分子，而是可以继续识别、扩增和攻击的免疫细胞。NCI 资料中，Kymriah 个体化制造流程约 22 天。</w:t>
       </w:r>
     </w:p>
     <w:p>
@@ -205,7 +189,15 @@
           <w:color w:val="141A1F"/>
           <w:sz w:val="22"/>
         </w:rPr>
-        <w:t>第二类机制是 CAR-T。它的流程是：先采集患者 T 细胞，在体外加入 CAR，也就是嵌合抗原受体，让 T 细胞能够识别 CD19 等靶点；然后扩增到足够数量，再回输到患者体内。它被称为“活的药物”，因为治疗材料不是普通化学分子，而是可以继续识别和攻击的免疫细胞。NCI 资料中，Kymriah 个体化制造流程约 22 天。</w:t>
+        <w:t>CAR-T 的临床证据可以看 Kymriah 和 Aucatzyl。Kymriah 是第一个获批 CAR-T，用于 25 岁及以下复发或难治 B-ALL 患者，63 人试验中 3 个月总体缓解率为 83%。Aucatzyl 用于成人复发或难治 B-ALL，65 名可评估患者中 27 名在 3 个月内达到完全缓解，比例为 42%。但它也有 CRS、神经毒性和 ICANS 风险，所以疗效必须和安全性一起讲。</w:t>
+      </w:r>
+    </w:p>
+    <w:p>
+      <w:pPr>
+        <w:pStyle w:val="Heading1"/>
+      </w:pPr>
+      <w:r>
+        <w:t>演讲者二</w:t>
       </w:r>
     </w:p>
     <w:p>
@@ -227,15 +219,7 @@
           <w:color w:val="141A1F"/>
           <w:sz w:val="22"/>
         </w:rPr>
-        <w:t>Kymriah 是第一个获 FDA 批准的 CAR-T 疗法。它用于 25 岁及以下、复发或难治的 B 细胞急性淋巴细胞白血病患者。NCI 资料显示，批准依据是一项包括 63 名儿童和青年患者的多中心临床试验，3 个月内总体缓解率为 83%。这个例子说明，在非常明确的适应证中，工程化免疫细胞可以产生很强的治疗反应。下面由第二位同学继续讲 Aucatzyl、TIL 和风险问题。</w:t>
-      </w:r>
-    </w:p>
-    <w:p>
-      <w:pPr>
-        <w:pStyle w:val="Heading1"/>
-      </w:pPr>
-      <w:r>
-        <w:t>演讲者二</w:t>
+        <w:t>第三条线是 TIL，也就是肿瘤浸润淋巴细胞。它和 CAR-T 不同：CAR-T 多从血液中取 T 细胞，再通过基因工程改造；TIL 则从患者肿瘤组织中取出 T 细胞，因为这些细胞已经进入肿瘤，说明它们可能已经认识肿瘤。Amtagvi 是 TIL 的重要例子，73 名推荐剂量患者的客观缓解率为 31.5%，但仍需要确认性试验验证临床获益。</w:t>
       </w:r>
     </w:p>
     <w:p>
@@ -257,7 +241,7 @@
           <w:color w:val="141A1F"/>
           <w:sz w:val="22"/>
         </w:rPr>
-        <w:t>接着看 Aucatzyl。FDA 在 2024 年批准 Aucatzyl 用于成人复发或难治 B 细胞前体急性淋巴细胞白血病。65 名可评估患者中，27 名在 3 个月内达到完全缓解，比例为 42%。但同一份 FDA 资料也显示，CRS 发生率为 75%，神经毒性为 64%，ICANS 为 24%。所以这页想表达的是：不能只讲疗效数字，安全性数据必须放在同一张表里。</w:t>
+        <w:t>把四个实例放在一起看，能看到真实临床证据已经存在：Kymriah、pembrolizumab、Aucatzyl、Amtagvi 都有公开数据。但这里不能直接比较谁更好，因为病种不同、患者条件不同、终点也不同。这页的作用是证明：它不是空想，也不是单一神药，而是一组正在进入临床的治疗策略。</w:t>
       </w:r>
     </w:p>
     <w:p>
@@ -279,7 +263,7 @@
           <w:color w:val="141A1F"/>
           <w:sz w:val="22"/>
         </w:rPr>
-        <w:t>第三类机制是 TIL，也就是肿瘤浸润淋巴细胞。它和 CAR-T 不同。CAR-T 多数从外周血中采集 T 细胞，再通过基因工程加入识别受体；TIL 则从患者肿瘤组织中取出 T 细胞，因为这些 T 细胞已经进入肿瘤，说明它们可能已经认识肿瘤。随后再把它们大量扩增，回输给患者。可以理解为：CAR-T 是改造识别能力，TIL 是筛出并放大已有免疫反应。</w:t>
+        <w:t>细胞治疗还改变了患者路径。它不是简单开药，而是一个医疗工程：医生要判断适应证和身体条件；医院和企业要完成细胞采集、制造、质控、运输和回输；治疗后还要长期随访疗效、感染、复发和继发风险。能不能做好流程，直接影响治疗效果和安全性。</w:t>
       </w:r>
     </w:p>
     <w:p>
@@ -301,7 +285,7 @@
           <w:color w:val="141A1F"/>
           <w:sz w:val="22"/>
         </w:rPr>
-        <w:t>Amtagvi 是 TIL 的重要实例。FDA 在 2024 年加速批准 lifileucel，也就是 Amtagvi，用于特定不可切除或转移性黑色素瘤患者。FDA 资料显示，73 名推荐剂量患者的客观缓解率为 31.5%，中位初始反应时间是 1.5 个月。它的重要意义在于，细胞治疗开始从血液肿瘤走向实体瘤。但它仍是加速批准，还需要确认性试验验证临床获益。</w:t>
+        <w:t>为什么不能把它讲成万能疗法？第一，实体瘤仍然困难，难点包括靶抗原、免疫抑制微环境和肿瘤异质性。第二，急性毒性如 CRS 和 ICANS 需要规范处理。第三，FDA 对相关 CAR-T 产品提出黑框警告，并要求终身监测继发性恶性肿瘤。所以越是强效治疗，越要把监管和随访做扎实。</w:t>
       </w:r>
     </w:p>
     <w:p>
@@ -323,7 +307,7 @@
           <w:color w:val="141A1F"/>
           <w:sz w:val="22"/>
         </w:rPr>
-        <w:t>细胞治疗也改变了患者路径。过去我们常说医生开药、患者用药；但细胞治疗更像一个医疗工程。医生要判断适应证、疾病阶段、既往治疗和身体承受能力；医院和企业要完成细胞采集、运输、制造、质控和回输；患者要面对等待周期、急性毒性处理和长期随访。所以它不是单一科室能独立完成的治疗，而是跨流程协作。</w:t>
+        <w:t>还要看公平问题。NCI 文章报道，Amtagvi 单次治疗价格为 515,000 美元。这个数字不代表所有细胞治疗价格都一样，但足以说明可及性是真问题。治疗中心、身体条件、制造周期、保险支付和跨区域转诊，都会影响患者能否真正获得治疗。技术突破不等于公共价值已经实现。</w:t>
       </w:r>
     </w:p>
     <w:p>
@@ -345,7 +329,7 @@
           <w:color w:val="141A1F"/>
           <w:sz w:val="22"/>
         </w:rPr>
-        <w:t>为什么不能把它讲成万能疗法？第一，实体瘤仍然困难。NCI 资料指出，实体瘤 CAR-T 的难点包括靶抗原选择、肿瘤微环境抑制和肿瘤异质性。第二，严重不良反应需要规范处理，例如 CRS 和 ICANS。第三，FDA 在 2024 年要求部分 BCMA 或 CD19 靶向自体 CAR-T 产品加入 T 细胞恶性肿瘤风险黑框警告，并要求终身监测继发性恶性肿瘤。</w:t>
+        <w:t>未来方向可以概括为更准、更安全、更可及。更准，是用生物标志物和免疫状态筛选患者；更安全，是降低 CRS、ICANS 等毒性并完善长期登记；更可及，是缩短制造周期、完善支付和转诊体系。我们的最终态度是：支持在严格证据和规范监管下发展，反对把探索性治疗包装成保证有效。</w:t>
       </w:r>
     </w:p>
     <w:p>
@@ -367,56 +351,12 @@
           <w:color w:val="141A1F"/>
           <w:sz w:val="22"/>
         </w:rPr>
-        <w:t>还要看伦理与公平。NCI 2024 年文章报道，公司宣布 Amtagvi 单次治疗价格为 515,000 美元。这个数字不代表所有细胞治疗价格都一样，但它足以说明可及性问题是真实存在的。治疗中心数量、身体条件、制造周期、保险支付和跨区域转诊，都会影响患者能不能真正获得治疗。所以技术突破不等于公共价值已经实现。</w:t>
-      </w:r>
-    </w:p>
-    <w:p>
-      <w:pPr>
-        <w:pStyle w:val="Heading2"/>
-      </w:pPr>
-      <w:r>
-        <w:t>第 15 页</w:t>
-      </w:r>
-    </w:p>
-    <w:p>
-      <w:pPr>
-        <w:spacing w:before="0" w:after="120" w:line="269" w:lineRule="auto"/>
-      </w:pPr>
-      <w:r>
-        <w:rPr>
-          <w:rFonts w:ascii="SimSun" w:hAnsi="SimSun" w:eastAsia="SimSun"/>
-          <w:b w:val="0"/>
-          <w:color w:val="141A1F"/>
-          <w:sz w:val="22"/>
-        </w:rPr>
-        <w:t>未来方向可以概括为更准、更安全、更可及。更准，是指用生物标志物和免疫状态筛选更合适的患者；更安全，是指降低 CRS、ICANS 等毒性，并完善长期随访；更可及，是指缩短制造周期，发展现货型细胞治疗，完善支付和转诊体系。我们的态度是：支持在严格证据和规范监管下发展，但反对把探索性治疗包装成保证有效。</w:t>
-      </w:r>
-    </w:p>
-    <w:p>
-      <w:pPr>
-        <w:pStyle w:val="Heading2"/>
-      </w:pPr>
-      <w:r>
-        <w:t>第 16 页</w:t>
-      </w:r>
-    </w:p>
-    <w:p>
-      <w:pPr>
-        <w:spacing w:before="0" w:after="120" w:line="269" w:lineRule="auto"/>
-      </w:pPr>
-      <w:r>
-        <w:rPr>
-          <w:rFonts w:ascii="SimSun" w:hAnsi="SimSun" w:eastAsia="SimSun"/>
-          <w:b w:val="0"/>
-          <w:color w:val="141A1F"/>
-          <w:sz w:val="22"/>
-        </w:rPr>
-        <w:t>最后总结：细胞治疗与免疫治疗的核心价值，是让医学从“外部打击疾病”推进到“重塑人体防御系统”。它已经在部分血液肿瘤、TMB-H 实体瘤和特定黑色素瘤中提供了新选择，但仍受限于毒性、适应证、实体瘤难题、制造流程和费用可及性。评价这类技术时，不能只问有没有突破，还要问证据是否充分、风险是否透明、患者是否公平可及。谢谢大家。</w:t>
+        <w:t>最后总结：细胞治疗与免疫治疗的核心价值，是把医学从“外部打击疾病”推进到“重塑人体防御系统”。它已经在部分血液肿瘤、TMB-H 实体瘤和特定黑色素瘤中提供新选择，但仍受限于毒性、适应证、实体瘤难题、制造流程和费用可及性。评价它时，要同时问证据是否充分、风险是否透明、患者是否公平可及。谢谢大家。</w:t>
       </w:r>
     </w:p>
     <w:sectPr>
       <w:pgSz w:w="12240" w:h="15840"/>
-      <w:pgMar w:top="1440" w:right="1440" w:bottom="1440" w:left="1440" w:header="720" w:footer="720" w:gutter="0"/>
+      <w:pgMar w:top="1440" w:right="1800" w:bottom="1440" w:left="1800" w:header="720" w:footer="720" w:gutter="0"/>
       <w:cols w:space="720"/>
       <w:docGrid w:linePitch="360"/>
     </w:sectPr>
@@ -895,15 +835,14 @@
     <w:pPr>
       <w:keepNext/>
       <w:keepLines/>
-      <w:spacing w:before="160" w:after="80"/>
+      <w:spacing w:before="200" w:after="0"/>
       <w:outlineLvl w:val="2"/>
     </w:pPr>
     <w:rPr>
-      <w:rFonts w:asciiTheme="majorHAnsi" w:eastAsiaTheme="majorEastAsia" w:hAnsiTheme="majorHAnsi" w:cstheme="majorBidi" w:ascii="SimHei" w:hAnsi="SimHei" w:eastAsia="SimHei"/>
+      <w:rFonts w:asciiTheme="majorHAnsi" w:eastAsiaTheme="majorEastAsia" w:hAnsiTheme="majorHAnsi" w:cstheme="majorBidi"/>
       <w:b/>
       <w:bCs/>
-      <w:color w:val="1F4D78"/>
-      <w:sz w:val="24"/>
+      <w:color w:val="4F81BD" w:themeColor="accent1"/>
     </w:rPr>
   </w:style>
   <w:style w:type="paragraph" w:styleId="Heading4">

--- a/细胞治疗与免疫治疗/双人逐字稿.docx
+++ b/细胞治疗与免疫治疗/双人逐字稿.docx
@@ -27,7 +27,7 @@
           <w:color w:val="141A1F"/>
           <w:sz w:val="22"/>
         </w:rPr>
-        <w:t>说明：本稿已按优化后的 14 页讲解页同步调整，参考资料页不单独演讲。</w:t>
+        <w:t>说明：本稿对应优化后的 15 页 PPT，2 人展示，建议总时长 10–15 分钟。</w:t>
       </w:r>
     </w:p>
     <w:p>
@@ -57,7 +57,7 @@
           <w:color w:val="141A1F"/>
           <w:sz w:val="22"/>
         </w:rPr>
-        <w:t>大家好，我们组选题是《疾病的细胞治疗与免疫治疗》。今天的主线不是介绍一串药名，而是解释一个治疗逻辑的变化：医学正在从“直接杀死病灶”，走向“训练和改造免疫系统”。我们的态度很明确：支持这类技术发展，但不把它神化，必须同时看证据、风险和可及性。</w:t>
+        <w:t>大家好，我们组选题是《疾病的细胞治疗与免疫治疗》。这不是单纯介绍某一种新药，而是讨论医学治疗逻辑的变化：从外部杀伤疾病，走向调动、改造和重塑人体免疫系统。我们的核心观点是：支持发展，但不神化；用证据、风险和可及性一起判断。</w:t>
       </w:r>
     </w:p>
     <w:p>
@@ -79,7 +79,7 @@
           <w:color w:val="141A1F"/>
           <w:sz w:val="22"/>
         </w:rPr>
-        <w:t>先说明选题。图二里已经出现人口老龄化、食品安全、情绪与心理健康、人体实验和地中海贫血相关主题，所以我们选择图一中没有重复的“疾病的细胞治疗与免疫治疗”。这次汇报会用数字、实例和图片来讲清楚：它为什么重要，它怎么起作用，它的边界在哪里。</w:t>
+        <w:t>为什么说这是医学史问题？传统治疗更强调从外部处理病灶，比如手术切除、放疗破坏 DNA、化疗抑制快速增殖。细胞治疗和免疫治疗则把人体免疫系统本身变成治疗对象：解除抑制、改造细胞、放大免疫反应。这是治疗范式变化。</w:t>
       </w:r>
     </w:p>
     <w:p>
@@ -101,7 +101,7 @@
           <w:color w:val="141A1F"/>
           <w:sz w:val="22"/>
         </w:rPr>
-        <w:t>为什么值得讲？American Cancer Society 的数据指出，2022 年全球约有 2000 万新发癌症病例，约 970 万人死于癌症；到 2050 年，新发病例预计约 3500 万。这说明癌症负担会长期挤压医疗体系。传统治疗仍然重要，但复发、耐药、转移和患者差异，让医学需要新的治疗逻辑。</w:t>
+        <w:t>癌症负担解释了为什么需要新逻辑。American Cancer Society 的资料显示，2022 年全球约有 2000 万新发癌症病例，约 970 万人死于癌症；到 2050 年，新发病例预计约 3500 万。数字背后的意思是，传统治疗仍然重要，但长期负担、复发和耐药要求医学寻找新的治疗路径。</w:t>
       </w:r>
     </w:p>
     <w:p>
@@ -123,7 +123,7 @@
           <w:color w:val="141A1F"/>
           <w:sz w:val="22"/>
         </w:rPr>
-        <w:t>我们把这个领域分成三条技术线：第一，免疫检查点抑制剂，是解除 T 细胞刹车；第二，CAR-T，是把 T 细胞工程化，变成能识别肿瘤的“活的药物”；第三，TIL，是从肿瘤里找出已经认识肿瘤的 T 细胞，再放大这种反应。接下来按这三条线展开。</w:t>
+        <w:t>这页是历史时间轴。早期癌症治疗主要依赖手术、放疗，随后化疗发展为重要手段。1997 年 rituximab 代表单克隆抗体进入癌症治疗，治疗开始更强调靶点。2011 年 ipilimumab 代表检查点抑制剂，治疗对象转向免疫刹车。2017 年 CAR-T 把患者 T 细胞改造成治疗材料。2024 年 TIL 治疗获批，体现放大患者已有免疫反应的方向。</w:t>
       </w:r>
     </w:p>
     <w:p>
@@ -145,7 +145,7 @@
           <w:color w:val="141A1F"/>
           <w:sz w:val="22"/>
         </w:rPr>
-        <w:t>先看免疫检查点。可以把 CTLA-4、PD-1、PD-L1 理解成免疫系统的刹车。正常情况下，刹车能防止免疫系统攻击自身组织；但癌细胞也可能利用这套机制逃避免疫攻击。检查点抑制剂就是解除刹车，让 T 细胞重新发挥作用。2018 年诺贝尔生理学或医学奖表彰了这一治疗原则。例子是 pembrolizumab 用于 TMB-H 实体瘤，KEYNOTE-158 中客观缓解率为 29%。</w:t>
+        <w:t>接下来用三条技术线理解这个领域。第一，检查点抑制剂是解除刹车，让 T 细胞重新攻击。第二，CAR-T 是改造细胞，给 T 细胞新的识别能力。第三，TIL 是放大反应，把已经进入肿瘤的 T 细胞扩增后再回输。后面每页都围绕“治疗思路改变”来讲。</w:t>
       </w:r>
     </w:p>
     <w:p>
@@ -167,7 +167,7 @@
           <w:color w:val="141A1F"/>
           <w:sz w:val="22"/>
         </w:rPr>
-        <w:t>第二条线是 CAR-T。流程是先采集患者 T 细胞，在体外加入 CAR 基因，让 T 细胞识别 CD19 等靶点；然后扩增，再回输患者体内。它被称为“活的药物”，因为治疗材料不是普通化学分子，而是可以继续识别、扩增和攻击的免疫细胞。NCI 资料中，Kymriah 个体化制造流程约 22 天。</w:t>
+        <w:t>检查点抑制剂的重点不是直接杀癌，而是解除免疫刹车。CTLA-4、PD-1、PD-L1 都是常见关键词。2018 年诺贝尔生理学或医学奖表彰了抑制免疫负调节治疗癌症的发现。Pembrolizumab 用于 TMB-H 实体瘤的 FDA 资料中，客观缓解率为 29%。它的历史意义在于，治疗从杀癌细胞转为恢复免疫系统攻击能力。</w:t>
       </w:r>
     </w:p>
     <w:p>
@@ -189,7 +189,7 @@
           <w:color w:val="141A1F"/>
           <w:sz w:val="22"/>
         </w:rPr>
-        <w:t>CAR-T 的临床证据可以看 Kymriah 和 Aucatzyl。Kymriah 是第一个获批 CAR-T，用于 25 岁及以下复发或难治 B-ALL 患者，63 人试验中 3 个月总体缓解率为 83%。Aucatzyl 用于成人复发或难治 B-ALL，65 名可评估患者中 27 名在 3 个月内达到完全缓解，比例为 42%。但它也有 CRS、神经毒性和 ICANS 风险，所以疗效必须和安全性一起讲。</w:t>
+        <w:t>CAR-T 的变化更明显：患者自己的 T 细胞成为治疗材料。流程是采集、工程化、扩增、预处理、回输和监测。它被称为“活的药物”，因为治疗材料不是普通化学分子，而是被改造后能识别肿瘤的免疫细胞。这说明医学治疗对象和药物形态都发生了变化。</w:t>
       </w:r>
     </w:p>
     <w:p>
@@ -219,7 +219,7 @@
           <w:color w:val="141A1F"/>
           <w:sz w:val="22"/>
         </w:rPr>
-        <w:t>第三条线是 TIL，也就是肿瘤浸润淋巴细胞。它和 CAR-T 不同：CAR-T 多从血液中取 T 细胞，再通过基因工程改造；TIL 则从患者肿瘤组织中取出 T 细胞，因为这些细胞已经进入肿瘤，说明它们可能已经认识肿瘤。Amtagvi 是 TIL 的重要例子，73 名推荐剂量患者的客观缓解率为 31.5%，但仍需要确认性试验验证临床获益。</w:t>
+        <w:t>CAR-T 不能只讲疗效，也要讲风险和条件。Kymriah 在复发或难治 B-ALL 儿童和青年患者中，3 个月总体缓解率为 83%。Aucatzyl 在成人复发或难治 B-ALL 中，65 名可评估患者里 27 名在 3 个月内达到完全缓解，比例为 42%。但 Aucatzyl 资料也显示 CRS 和 ICANS 风险，所以治疗中心的毒性处理能力很重要。</w:t>
       </w:r>
     </w:p>
     <w:p>
@@ -241,7 +241,7 @@
           <w:color w:val="141A1F"/>
           <w:sz w:val="22"/>
         </w:rPr>
-        <w:t>把四个实例放在一起看，能看到真实临床证据已经存在：Kymriah、pembrolizumab、Aucatzyl、Amtagvi 都有公开数据。但这里不能直接比较谁更好，因为病种不同、患者条件不同、终点也不同。这页的作用是证明：它不是空想，也不是单一神药，而是一组正在进入临床的治疗策略。</w:t>
+        <w:t>TIL 是另一条路线。它不是先给 T 细胞装上新的识别受体，而是从患者肿瘤组织中分离已经进入肿瘤的 T 细胞，体外扩增后回输。Amtagvi 是重要实例，FDA 资料显示推荐剂量患者客观缓解率为 31.5%。它对实体瘤治疗有意义，但作为加速批准，仍需要确认性试验验证临床获益。</w:t>
       </w:r>
     </w:p>
     <w:p>
@@ -263,7 +263,7 @@
           <w:color w:val="141A1F"/>
           <w:sz w:val="22"/>
         </w:rPr>
-        <w:t>细胞治疗还改变了患者路径。它不是简单开药，而是一个医疗工程：医生要判断适应证和身体条件；医院和企业要完成细胞采集、制造、质控、运输和回输；治疗后还要长期随访疗效、感染、复发和继发风险。能不能做好流程，直接影响治疗效果和安全性。</w:t>
+        <w:t>证据页要注意一个边界：这些数字不能直接横比。Pembrolizumab、Kymriah、Aucatzyl、Amtagvi 的病种不同，患者条件不同，终点也不同。有的是 ORR，有的是总体缓解率，有的是 CR。因此这些数据说明真实证据已经存在，但不能用一个百分比给疗法排名。</w:t>
       </w:r>
     </w:p>
     <w:p>
@@ -285,7 +285,7 @@
           <w:color w:val="141A1F"/>
           <w:sz w:val="22"/>
         </w:rPr>
-        <w:t>为什么不能把它讲成万能疗法？第一，实体瘤仍然困难，难点包括靶抗原、免疫抑制微环境和肿瘤异质性。第二，急性毒性如 CRS 和 ICANS 需要规范处理。第三，FDA 对相关 CAR-T 产品提出黑框警告，并要求终身监测继发性恶性肿瘤。所以越是强效治疗，越要把监管和随访做扎实。</w:t>
+        <w:t>细胞治疗还改变了临床路径。它不是简单开药，而是医疗系统工程：患者筛选、细胞采集或组织获取、实验室制造、质控运输、回输、毒性管理和长期随访。治疗效果不仅取决于技术本身，也取决于医院、实验室、运输和监管体系是否能配合。</w:t>
       </w:r>
     </w:p>
     <w:p>
@@ -307,7 +307,7 @@
           <w:color w:val="141A1F"/>
           <w:sz w:val="22"/>
         </w:rPr>
-        <w:t>还要看公平问题。NCI 文章报道，Amtagvi 单次治疗价格为 515,000 美元。这个数字不代表所有细胞治疗价格都一样，但足以说明可及性是真问题。治疗中心、身体条件、制造周期、保险支付和跨区域转诊，都会影响患者能否真正获得治疗。技术突破不等于公共价值已经实现。</w:t>
+        <w:t>为什么不能神化？因为疗效越强，越需要边界和监管。实体瘤仍有靶抗原、免疫抑制微环境和肿瘤异质性难题；急性毒性包括 CRS 和 ICANS；FDA 还要求相关 CAR-T 产品提示继发恶性肿瘤风险并进行长期监测。因此不能只讲成功案例。</w:t>
       </w:r>
     </w:p>
     <w:p>
@@ -329,7 +329,7 @@
           <w:color w:val="141A1F"/>
           <w:sz w:val="22"/>
         </w:rPr>
-        <w:t>未来方向可以概括为更准、更安全、更可及。更准，是用生物标志物和免疫状态筛选患者；更安全，是降低 CRS、ICANS 等毒性并完善长期登记；更可及，是缩短制造周期、完善支付和转诊体系。我们的最终态度是：支持在严格证据和规范监管下发展，反对把探索性治疗包装成保证有效。</w:t>
+        <w:t>伦理和可及性同样重要。NCI 报道公司宣布 lifileucel 单次治疗价格为 515,000 美元。这个数字说明高价是现实问题，但公平问题不只价格，还包括治疗中心限制、保险支付、跨区域转诊、长期风险告知和随访数据公开。技术突破不等于公共价值自动实现。</w:t>
       </w:r>
     </w:p>
     <w:p>
@@ -351,7 +351,29 @@
           <w:color w:val="141A1F"/>
           <w:sz w:val="22"/>
         </w:rPr>
-        <w:t>最后总结：细胞治疗与免疫治疗的核心价值，是把医学从“外部打击疾病”推进到“重塑人体防御系统”。它已经在部分血液肿瘤、TMB-H 实体瘤和特定黑色素瘤中提供新选择，但仍受限于毒性、适应证、实体瘤难题、制造流程和费用可及性。评价它时，要同时问证据是否充分、风险是否透明、患者是否公平可及。谢谢大家。</w:t>
+        <w:t>未来方向不是更神奇，而是更可控、更公平。更准，是用生物标志物筛选患者，减少无效治疗；更安全，是降低 CRS 和 ICANS 等毒性，强化长期登记；更可及，是缩短制造周期，改善支付和转诊体系。未来关键是规范、安全、公平地使用。</w:t>
+      </w:r>
+    </w:p>
+    <w:p>
+      <w:pPr>
+        <w:pStyle w:val="Heading2"/>
+      </w:pPr>
+      <w:r>
+        <w:t>第 15 页</w:t>
+      </w:r>
+    </w:p>
+    <w:p>
+      <w:pPr>
+        <w:spacing w:before="0" w:after="120" w:line="269" w:lineRule="auto"/>
+      </w:pPr>
+      <w:r>
+        <w:rPr>
+          <w:rFonts w:ascii="SimSun" w:hAnsi="SimSun" w:eastAsia="SimSun"/>
+          <w:b w:val="0"/>
+          <w:color w:val="141A1F"/>
+          <w:sz w:val="22"/>
+        </w:rPr>
+        <w:t>最后用三句话总结。第一，历史意义：细胞治疗与免疫治疗改变了医学对疾病的干预对象。第二，临床价值：它已经在部分血液肿瘤、TMB-H 实体瘤和特定黑色素瘤中显示真实证据。第三，审慎边界：适应证、毒性、长期风险、制造流程和费用可及性决定了它不能被神化。谢谢大家。</w:t>
       </w:r>
     </w:p>
     <w:sectPr>
@@ -787,7 +809,7 @@
     <w:pPr>
       <w:keepNext/>
       <w:keepLines/>
-      <w:spacing w:before="320" w:after="160"/>
+      <w:spacing w:before="480" w:after="0"/>
       <w:outlineLvl w:val="0"/>
     </w:pPr>
     <w:rPr>
@@ -811,7 +833,7 @@
     <w:pPr>
       <w:keepNext/>
       <w:keepLines/>
-      <w:spacing w:before="240" w:after="120"/>
+      <w:spacing w:before="200" w:after="0"/>
       <w:outlineLvl w:val="1"/>
     </w:pPr>
     <w:rPr>

--- a/细胞治疗与免疫治疗/双人逐字稿.docx
+++ b/细胞治疗与免疫治疗/双人逐字稿.docx
@@ -28,6 +28,14 @@
           <w:sz w:val="22"/>
         </w:rPr>
         <w:t>说明：本稿对应优化后的 15 页 PPT，2 人展示，建议总时长 10–15 分钟。</w:t>
+      </w:r>
+    </w:p>
+    <w:p>
+      <w:r>
+        <w:rPr>
+          <w:rFonts w:ascii="SimSun" w:hAnsi="SimSun" w:eastAsia="宋体"/>
+        </w:rPr>
+        <w:t>组员：张思成、陈浩文、程宇轩</w:t>
       </w:r>
     </w:p>
     <w:p>
